--- a/matrici.docx
+++ b/matrici.docx
@@ -31,51 +31,644 @@
         <w:t xml:space="preserve"> COS’È UNA MATRICE</w:t>
       </w:r>
     </w:p>
-    <w:p>
-      <w:r>
-        <w:t xml:space="preserve">Una </w:t>
-      </w:r>
-      <w:r>
-        <w:rPr>
-          <w:b/>
-          <w:bCs/>
-        </w:rPr>
-        <w:t>matrice</w:t>
-      </w:r>
-      <w:r>
-        <w:t xml:space="preserve"> è una tabella di numeri organizzata in:</w:t>
-      </w:r>
-    </w:p>
-    <w:p>
-      <w:pPr>
-        <w:numPr>
-          <w:ilvl w:val="0"/>
-          <w:numId w:val="1"/>
-        </w:numPr>
-      </w:pPr>
-      <w:r>
-        <w:rPr>
-          <w:b/>
-          <w:bCs/>
-        </w:rPr>
-        <w:t>righe</w:t>
-      </w:r>
-    </w:p>
-    <w:p>
-      <w:pPr>
-        <w:numPr>
-          <w:ilvl w:val="0"/>
-          <w:numId w:val="1"/>
-        </w:numPr>
-      </w:pPr>
-      <w:r>
-        <w:rPr>
-          <w:b/>
-          <w:bCs/>
-        </w:rPr>
-        <w:t>colonne</w:t>
-      </w:r>
-    </w:p>
+    <w:p/>
+    <w:p>
+      <w:pPr>
+        <w:rPr>
+          <w:b/>
+          <w:bCs/>
+        </w:rPr>
+      </w:pPr>
+      <w:r>
+        <w:rPr>
+          <w:b/>
+          <w:bCs/>
+        </w:rPr>
+        <w:t>1. COS'È UNA MATRICE?</w:t>
+      </w:r>
+    </w:p>
+    <w:p>
+      <w:r>
+        <w:t xml:space="preserve">Una matrice è una </w:t>
+      </w:r>
+      <w:r>
+        <w:rPr>
+          <w:b/>
+          <w:bCs/>
+        </w:rPr>
+        <w:t>tabella di numeri</w:t>
+      </w:r>
+      <w:r>
+        <w:t xml:space="preserve"> organizzata in </w:t>
+      </w:r>
+      <w:r>
+        <w:rPr>
+          <w:b/>
+          <w:bCs/>
+        </w:rPr>
+        <w:t>RIGHE</w:t>
+      </w:r>
+      <w:r>
+        <w:t xml:space="preserve"> e </w:t>
+      </w:r>
+      <w:r>
+        <w:rPr>
+          <w:b/>
+          <w:bCs/>
+        </w:rPr>
+        <w:t>COLONNE</w:t>
+      </w:r>
+      <w:r>
+        <w:t>.</w:t>
+      </w:r>
+    </w:p>
+    <w:p>
+      <w:r>
+        <w:t>Esempio visivo di una matrice 3×4 (3 righe, 4 colonne):</w:t>
+      </w:r>
+    </w:p>
+    <w:tbl>
+      <w:tblPr>
+        <w:tblW w:w="7000" w:type="dxa"/>
+        <w:tblBorders>
+          <w:top w:val="single" w:sz="4" w:space="0" w:color="auto"/>
+          <w:left w:val="single" w:sz="4" w:space="0" w:color="auto"/>
+          <w:bottom w:val="single" w:sz="4" w:space="0" w:color="auto"/>
+          <w:right w:val="single" w:sz="4" w:space="0" w:color="auto"/>
+          <w:insideH w:val="single" w:sz="4" w:space="0" w:color="auto"/>
+          <w:insideV w:val="single" w:sz="4" w:space="0" w:color="auto"/>
+        </w:tblBorders>
+        <w:tblCellMar>
+          <w:left w:w="10" w:type="dxa"/>
+          <w:right w:w="10" w:type="dxa"/>
+        </w:tblCellMar>
+        <w:tblLook w:val="04A0" w:firstRow="1" w:lastRow="0" w:firstColumn="1" w:lastColumn="0" w:noHBand="0" w:noVBand="1"/>
+      </w:tblPr>
+      <w:tblGrid>
+        <w:gridCol w:w="1200"/>
+        <w:gridCol w:w="1450"/>
+        <w:gridCol w:w="1450"/>
+        <w:gridCol w:w="1450"/>
+        <w:gridCol w:w="1450"/>
+      </w:tblGrid>
+      <w:tr>
+        <w:tc>
+          <w:tcPr>
+            <w:tcW w:w="1200" w:type="dxa"/>
+            <w:tcBorders>
+              <w:top w:val="single" w:sz="2" w:space="0" w:color="000000"/>
+              <w:left w:val="single" w:sz="2" w:space="0" w:color="000000"/>
+              <w:bottom w:val="single" w:sz="2" w:space="0" w:color="000000"/>
+              <w:right w:val="single" w:sz="2" w:space="0" w:color="000000"/>
+            </w:tcBorders>
+            <w:shd w:val="clear" w:color="auto" w:fill="E7E6E6"/>
+            <w:tcMar>
+              <w:top w:w="100" w:type="dxa"/>
+              <w:left w:w="100" w:type="dxa"/>
+              <w:bottom w:w="100" w:type="dxa"/>
+              <w:right w:w="100" w:type="dxa"/>
+            </w:tcMar>
+          </w:tcPr>
+          <w:p/>
+        </w:tc>
+        <w:tc>
+          <w:tcPr>
+            <w:tcW w:w="1450" w:type="dxa"/>
+            <w:tcBorders>
+              <w:top w:val="single" w:sz="2" w:space="0" w:color="000000"/>
+              <w:left w:val="single" w:sz="2" w:space="0" w:color="000000"/>
+              <w:bottom w:val="single" w:sz="2" w:space="0" w:color="000000"/>
+              <w:right w:val="single" w:sz="2" w:space="0" w:color="000000"/>
+            </w:tcBorders>
+            <w:shd w:val="clear" w:color="auto" w:fill="E7E6E6"/>
+            <w:tcMar>
+              <w:top w:w="100" w:type="dxa"/>
+              <w:left w:w="100" w:type="dxa"/>
+              <w:bottom w:w="100" w:type="dxa"/>
+              <w:right w:w="100" w:type="dxa"/>
+            </w:tcMar>
+            <w:hideMark/>
+          </w:tcPr>
+          <w:p>
+            <w:r>
+              <w:rPr>
+                <w:b/>
+                <w:bCs/>
+              </w:rPr>
+              <w:t>Colonna 0</w:t>
+            </w:r>
+          </w:p>
+        </w:tc>
+        <w:tc>
+          <w:tcPr>
+            <w:tcW w:w="1450" w:type="dxa"/>
+            <w:tcBorders>
+              <w:top w:val="single" w:sz="2" w:space="0" w:color="000000"/>
+              <w:left w:val="single" w:sz="2" w:space="0" w:color="000000"/>
+              <w:bottom w:val="single" w:sz="2" w:space="0" w:color="000000"/>
+              <w:right w:val="single" w:sz="2" w:space="0" w:color="000000"/>
+            </w:tcBorders>
+            <w:shd w:val="clear" w:color="auto" w:fill="E7E6E6"/>
+            <w:tcMar>
+              <w:top w:w="100" w:type="dxa"/>
+              <w:left w:w="100" w:type="dxa"/>
+              <w:bottom w:w="100" w:type="dxa"/>
+              <w:right w:w="100" w:type="dxa"/>
+            </w:tcMar>
+            <w:hideMark/>
+          </w:tcPr>
+          <w:p>
+            <w:r>
+              <w:rPr>
+                <w:b/>
+                <w:bCs/>
+              </w:rPr>
+              <w:t>Colonna 1</w:t>
+            </w:r>
+          </w:p>
+        </w:tc>
+        <w:tc>
+          <w:tcPr>
+            <w:tcW w:w="1450" w:type="dxa"/>
+            <w:tcBorders>
+              <w:top w:val="single" w:sz="2" w:space="0" w:color="000000"/>
+              <w:left w:val="single" w:sz="2" w:space="0" w:color="000000"/>
+              <w:bottom w:val="single" w:sz="2" w:space="0" w:color="000000"/>
+              <w:right w:val="single" w:sz="2" w:space="0" w:color="000000"/>
+            </w:tcBorders>
+            <w:shd w:val="clear" w:color="auto" w:fill="E7E6E6"/>
+            <w:tcMar>
+              <w:top w:w="100" w:type="dxa"/>
+              <w:left w:w="100" w:type="dxa"/>
+              <w:bottom w:w="100" w:type="dxa"/>
+              <w:right w:w="100" w:type="dxa"/>
+            </w:tcMar>
+            <w:hideMark/>
+          </w:tcPr>
+          <w:p>
+            <w:r>
+              <w:rPr>
+                <w:b/>
+                <w:bCs/>
+              </w:rPr>
+              <w:t>Colonna 2</w:t>
+            </w:r>
+          </w:p>
+        </w:tc>
+        <w:tc>
+          <w:tcPr>
+            <w:tcW w:w="1450" w:type="dxa"/>
+            <w:tcBorders>
+              <w:top w:val="single" w:sz="2" w:space="0" w:color="000000"/>
+              <w:left w:val="single" w:sz="2" w:space="0" w:color="000000"/>
+              <w:bottom w:val="single" w:sz="2" w:space="0" w:color="000000"/>
+              <w:right w:val="single" w:sz="2" w:space="0" w:color="000000"/>
+            </w:tcBorders>
+            <w:shd w:val="clear" w:color="auto" w:fill="E7E6E6"/>
+            <w:tcMar>
+              <w:top w:w="100" w:type="dxa"/>
+              <w:left w:w="100" w:type="dxa"/>
+              <w:bottom w:w="100" w:type="dxa"/>
+              <w:right w:w="100" w:type="dxa"/>
+            </w:tcMar>
+            <w:hideMark/>
+          </w:tcPr>
+          <w:p>
+            <w:r>
+              <w:rPr>
+                <w:b/>
+                <w:bCs/>
+              </w:rPr>
+              <w:t>Colonna 3</w:t>
+            </w:r>
+          </w:p>
+        </w:tc>
+      </w:tr>
+      <w:tr>
+        <w:tc>
+          <w:tcPr>
+            <w:tcW w:w="1200" w:type="dxa"/>
+            <w:tcBorders>
+              <w:top w:val="single" w:sz="2" w:space="0" w:color="000000"/>
+              <w:left w:val="single" w:sz="2" w:space="0" w:color="000000"/>
+              <w:bottom w:val="single" w:sz="2" w:space="0" w:color="000000"/>
+              <w:right w:val="single" w:sz="2" w:space="0" w:color="000000"/>
+            </w:tcBorders>
+            <w:shd w:val="clear" w:color="auto" w:fill="E7E6E6"/>
+            <w:tcMar>
+              <w:top w:w="100" w:type="dxa"/>
+              <w:left w:w="100" w:type="dxa"/>
+              <w:bottom w:w="100" w:type="dxa"/>
+              <w:right w:w="100" w:type="dxa"/>
+            </w:tcMar>
+            <w:hideMark/>
+          </w:tcPr>
+          <w:p>
+            <w:r>
+              <w:rPr>
+                <w:b/>
+                <w:bCs/>
+              </w:rPr>
+              <w:t>Riga 0</w:t>
+            </w:r>
+          </w:p>
+        </w:tc>
+        <w:tc>
+          <w:tcPr>
+            <w:tcW w:w="1450" w:type="dxa"/>
+            <w:tcBorders>
+              <w:top w:val="single" w:sz="2" w:space="0" w:color="000000"/>
+              <w:left w:val="single" w:sz="2" w:space="0" w:color="000000"/>
+              <w:bottom w:val="single" w:sz="2" w:space="0" w:color="000000"/>
+              <w:right w:val="single" w:sz="2" w:space="0" w:color="000000"/>
+            </w:tcBorders>
+            <w:shd w:val="clear" w:color="auto" w:fill="FFFFFF"/>
+            <w:tcMar>
+              <w:top w:w="100" w:type="dxa"/>
+              <w:left w:w="100" w:type="dxa"/>
+              <w:bottom w:w="100" w:type="dxa"/>
+              <w:right w:w="100" w:type="dxa"/>
+            </w:tcMar>
+            <w:hideMark/>
+          </w:tcPr>
+          <w:p>
+            <w:r>
+              <w:t>5</w:t>
+            </w:r>
+          </w:p>
+        </w:tc>
+        <w:tc>
+          <w:tcPr>
+            <w:tcW w:w="1450" w:type="dxa"/>
+            <w:tcBorders>
+              <w:top w:val="single" w:sz="2" w:space="0" w:color="000000"/>
+              <w:left w:val="single" w:sz="2" w:space="0" w:color="000000"/>
+              <w:bottom w:val="single" w:sz="2" w:space="0" w:color="000000"/>
+              <w:right w:val="single" w:sz="2" w:space="0" w:color="000000"/>
+            </w:tcBorders>
+            <w:shd w:val="clear" w:color="auto" w:fill="FFFFFF"/>
+            <w:tcMar>
+              <w:top w:w="100" w:type="dxa"/>
+              <w:left w:w="100" w:type="dxa"/>
+              <w:bottom w:w="100" w:type="dxa"/>
+              <w:right w:w="100" w:type="dxa"/>
+            </w:tcMar>
+            <w:hideMark/>
+          </w:tcPr>
+          <w:p>
+            <w:r>
+              <w:t>8</w:t>
+            </w:r>
+          </w:p>
+        </w:tc>
+        <w:tc>
+          <w:tcPr>
+            <w:tcW w:w="1450" w:type="dxa"/>
+            <w:tcBorders>
+              <w:top w:val="single" w:sz="2" w:space="0" w:color="000000"/>
+              <w:left w:val="single" w:sz="2" w:space="0" w:color="000000"/>
+              <w:bottom w:val="single" w:sz="2" w:space="0" w:color="000000"/>
+              <w:right w:val="single" w:sz="2" w:space="0" w:color="000000"/>
+            </w:tcBorders>
+            <w:shd w:val="clear" w:color="auto" w:fill="FFFFFF"/>
+            <w:tcMar>
+              <w:top w:w="100" w:type="dxa"/>
+              <w:left w:w="100" w:type="dxa"/>
+              <w:bottom w:w="100" w:type="dxa"/>
+              <w:right w:w="100" w:type="dxa"/>
+            </w:tcMar>
+            <w:hideMark/>
+          </w:tcPr>
+          <w:p>
+            <w:r>
+              <w:t>2</w:t>
+            </w:r>
+          </w:p>
+        </w:tc>
+        <w:tc>
+          <w:tcPr>
+            <w:tcW w:w="1450" w:type="dxa"/>
+            <w:tcBorders>
+              <w:top w:val="single" w:sz="2" w:space="0" w:color="000000"/>
+              <w:left w:val="single" w:sz="2" w:space="0" w:color="000000"/>
+              <w:bottom w:val="single" w:sz="2" w:space="0" w:color="000000"/>
+              <w:right w:val="single" w:sz="2" w:space="0" w:color="000000"/>
+            </w:tcBorders>
+            <w:shd w:val="clear" w:color="auto" w:fill="FFFFFF"/>
+            <w:tcMar>
+              <w:top w:w="100" w:type="dxa"/>
+              <w:left w:w="100" w:type="dxa"/>
+              <w:bottom w:w="100" w:type="dxa"/>
+              <w:right w:w="100" w:type="dxa"/>
+            </w:tcMar>
+            <w:hideMark/>
+          </w:tcPr>
+          <w:p>
+            <w:r>
+              <w:t>1</w:t>
+            </w:r>
+          </w:p>
+        </w:tc>
+      </w:tr>
+      <w:tr>
+        <w:tc>
+          <w:tcPr>
+            <w:tcW w:w="1200" w:type="dxa"/>
+            <w:tcBorders>
+              <w:top w:val="single" w:sz="2" w:space="0" w:color="000000"/>
+              <w:left w:val="single" w:sz="2" w:space="0" w:color="000000"/>
+              <w:bottom w:val="single" w:sz="2" w:space="0" w:color="000000"/>
+              <w:right w:val="single" w:sz="2" w:space="0" w:color="000000"/>
+            </w:tcBorders>
+            <w:shd w:val="clear" w:color="auto" w:fill="E7E6E6"/>
+            <w:tcMar>
+              <w:top w:w="100" w:type="dxa"/>
+              <w:left w:w="100" w:type="dxa"/>
+              <w:bottom w:w="100" w:type="dxa"/>
+              <w:right w:w="100" w:type="dxa"/>
+            </w:tcMar>
+            <w:hideMark/>
+          </w:tcPr>
+          <w:p>
+            <w:r>
+              <w:rPr>
+                <w:b/>
+                <w:bCs/>
+              </w:rPr>
+              <w:t>Riga 1</w:t>
+            </w:r>
+          </w:p>
+        </w:tc>
+        <w:tc>
+          <w:tcPr>
+            <w:tcW w:w="1450" w:type="dxa"/>
+            <w:tcBorders>
+              <w:top w:val="single" w:sz="2" w:space="0" w:color="000000"/>
+              <w:left w:val="single" w:sz="2" w:space="0" w:color="000000"/>
+              <w:bottom w:val="single" w:sz="2" w:space="0" w:color="000000"/>
+              <w:right w:val="single" w:sz="2" w:space="0" w:color="000000"/>
+            </w:tcBorders>
+            <w:shd w:val="clear" w:color="auto" w:fill="FFFFFF"/>
+            <w:tcMar>
+              <w:top w:w="100" w:type="dxa"/>
+              <w:left w:w="100" w:type="dxa"/>
+              <w:bottom w:w="100" w:type="dxa"/>
+              <w:right w:w="100" w:type="dxa"/>
+            </w:tcMar>
+            <w:hideMark/>
+          </w:tcPr>
+          <w:p>
+            <w:r>
+              <w:t>3</w:t>
+            </w:r>
+          </w:p>
+        </w:tc>
+        <w:tc>
+          <w:tcPr>
+            <w:tcW w:w="1450" w:type="dxa"/>
+            <w:tcBorders>
+              <w:top w:val="single" w:sz="2" w:space="0" w:color="000000"/>
+              <w:left w:val="single" w:sz="2" w:space="0" w:color="000000"/>
+              <w:bottom w:val="single" w:sz="2" w:space="0" w:color="000000"/>
+              <w:right w:val="single" w:sz="2" w:space="0" w:color="000000"/>
+            </w:tcBorders>
+            <w:shd w:val="clear" w:color="auto" w:fill="FFFFFF"/>
+            <w:tcMar>
+              <w:top w:w="100" w:type="dxa"/>
+              <w:left w:w="100" w:type="dxa"/>
+              <w:bottom w:w="100" w:type="dxa"/>
+              <w:right w:w="100" w:type="dxa"/>
+            </w:tcMar>
+            <w:hideMark/>
+          </w:tcPr>
+          <w:p>
+            <w:r>
+              <w:t>9</w:t>
+            </w:r>
+          </w:p>
+        </w:tc>
+        <w:tc>
+          <w:tcPr>
+            <w:tcW w:w="1450" w:type="dxa"/>
+            <w:tcBorders>
+              <w:top w:val="single" w:sz="2" w:space="0" w:color="000000"/>
+              <w:left w:val="single" w:sz="2" w:space="0" w:color="000000"/>
+              <w:bottom w:val="single" w:sz="2" w:space="0" w:color="000000"/>
+              <w:right w:val="single" w:sz="2" w:space="0" w:color="000000"/>
+            </w:tcBorders>
+            <w:shd w:val="clear" w:color="auto" w:fill="FFFFFF"/>
+            <w:tcMar>
+              <w:top w:w="100" w:type="dxa"/>
+              <w:left w:w="100" w:type="dxa"/>
+              <w:bottom w:w="100" w:type="dxa"/>
+              <w:right w:w="100" w:type="dxa"/>
+            </w:tcMar>
+            <w:hideMark/>
+          </w:tcPr>
+          <w:p>
+            <w:r>
+              <w:t>7</w:t>
+            </w:r>
+          </w:p>
+        </w:tc>
+        <w:tc>
+          <w:tcPr>
+            <w:tcW w:w="1450" w:type="dxa"/>
+            <w:tcBorders>
+              <w:top w:val="single" w:sz="2" w:space="0" w:color="000000"/>
+              <w:left w:val="single" w:sz="2" w:space="0" w:color="000000"/>
+              <w:bottom w:val="single" w:sz="2" w:space="0" w:color="000000"/>
+              <w:right w:val="single" w:sz="2" w:space="0" w:color="000000"/>
+            </w:tcBorders>
+            <w:shd w:val="clear" w:color="auto" w:fill="FFFFFF"/>
+            <w:tcMar>
+              <w:top w:w="100" w:type="dxa"/>
+              <w:left w:w="100" w:type="dxa"/>
+              <w:bottom w:w="100" w:type="dxa"/>
+              <w:right w:w="100" w:type="dxa"/>
+            </w:tcMar>
+            <w:hideMark/>
+          </w:tcPr>
+          <w:p>
+            <w:r>
+              <w:t>4</w:t>
+            </w:r>
+          </w:p>
+        </w:tc>
+      </w:tr>
+      <w:tr>
+        <w:tc>
+          <w:tcPr>
+            <w:tcW w:w="1200" w:type="dxa"/>
+            <w:tcBorders>
+              <w:top w:val="single" w:sz="2" w:space="0" w:color="000000"/>
+              <w:left w:val="single" w:sz="2" w:space="0" w:color="000000"/>
+              <w:bottom w:val="single" w:sz="2" w:space="0" w:color="000000"/>
+              <w:right w:val="single" w:sz="2" w:space="0" w:color="000000"/>
+            </w:tcBorders>
+            <w:shd w:val="clear" w:color="auto" w:fill="E7E6E6"/>
+            <w:tcMar>
+              <w:top w:w="100" w:type="dxa"/>
+              <w:left w:w="100" w:type="dxa"/>
+              <w:bottom w:w="100" w:type="dxa"/>
+              <w:right w:w="100" w:type="dxa"/>
+            </w:tcMar>
+            <w:hideMark/>
+          </w:tcPr>
+          <w:p>
+            <w:r>
+              <w:rPr>
+                <w:b/>
+                <w:bCs/>
+              </w:rPr>
+              <w:t>Riga 2</w:t>
+            </w:r>
+          </w:p>
+        </w:tc>
+        <w:tc>
+          <w:tcPr>
+            <w:tcW w:w="1450" w:type="dxa"/>
+            <w:tcBorders>
+              <w:top w:val="single" w:sz="2" w:space="0" w:color="000000"/>
+              <w:left w:val="single" w:sz="2" w:space="0" w:color="000000"/>
+              <w:bottom w:val="single" w:sz="2" w:space="0" w:color="000000"/>
+              <w:right w:val="single" w:sz="2" w:space="0" w:color="000000"/>
+            </w:tcBorders>
+            <w:shd w:val="clear" w:color="auto" w:fill="FFFFFF"/>
+            <w:tcMar>
+              <w:top w:w="100" w:type="dxa"/>
+              <w:left w:w="100" w:type="dxa"/>
+              <w:bottom w:w="100" w:type="dxa"/>
+              <w:right w:w="100" w:type="dxa"/>
+            </w:tcMar>
+            <w:hideMark/>
+          </w:tcPr>
+          <w:p>
+            <w:r>
+              <w:t>6</w:t>
+            </w:r>
+          </w:p>
+        </w:tc>
+        <w:tc>
+          <w:tcPr>
+            <w:tcW w:w="1450" w:type="dxa"/>
+            <w:tcBorders>
+              <w:top w:val="single" w:sz="2" w:space="0" w:color="000000"/>
+              <w:left w:val="single" w:sz="2" w:space="0" w:color="000000"/>
+              <w:bottom w:val="single" w:sz="2" w:space="0" w:color="000000"/>
+              <w:right w:val="single" w:sz="2" w:space="0" w:color="000000"/>
+            </w:tcBorders>
+            <w:shd w:val="clear" w:color="auto" w:fill="FFFFFF"/>
+            <w:tcMar>
+              <w:top w:w="100" w:type="dxa"/>
+              <w:left w:w="100" w:type="dxa"/>
+              <w:bottom w:w="100" w:type="dxa"/>
+              <w:right w:w="100" w:type="dxa"/>
+            </w:tcMar>
+            <w:hideMark/>
+          </w:tcPr>
+          <w:p>
+            <w:r>
+              <w:t>1</w:t>
+            </w:r>
+          </w:p>
+        </w:tc>
+        <w:tc>
+          <w:tcPr>
+            <w:tcW w:w="1450" w:type="dxa"/>
+            <w:tcBorders>
+              <w:top w:val="single" w:sz="2" w:space="0" w:color="000000"/>
+              <w:left w:val="single" w:sz="2" w:space="0" w:color="000000"/>
+              <w:bottom w:val="single" w:sz="2" w:space="0" w:color="000000"/>
+              <w:right w:val="single" w:sz="2" w:space="0" w:color="000000"/>
+            </w:tcBorders>
+            <w:shd w:val="clear" w:color="auto" w:fill="FFFFFF"/>
+            <w:tcMar>
+              <w:top w:w="100" w:type="dxa"/>
+              <w:left w:w="100" w:type="dxa"/>
+              <w:bottom w:w="100" w:type="dxa"/>
+              <w:right w:w="100" w:type="dxa"/>
+            </w:tcMar>
+            <w:hideMark/>
+          </w:tcPr>
+          <w:p>
+            <w:r>
+              <w:t>0</w:t>
+            </w:r>
+          </w:p>
+        </w:tc>
+        <w:tc>
+          <w:tcPr>
+            <w:tcW w:w="1450" w:type="dxa"/>
+            <w:tcBorders>
+              <w:top w:val="single" w:sz="2" w:space="0" w:color="000000"/>
+              <w:left w:val="single" w:sz="2" w:space="0" w:color="000000"/>
+              <w:bottom w:val="single" w:sz="2" w:space="0" w:color="000000"/>
+              <w:right w:val="single" w:sz="2" w:space="0" w:color="000000"/>
+            </w:tcBorders>
+            <w:shd w:val="clear" w:color="auto" w:fill="FFFFFF"/>
+            <w:tcMar>
+              <w:top w:w="100" w:type="dxa"/>
+              <w:left w:w="100" w:type="dxa"/>
+              <w:bottom w:w="100" w:type="dxa"/>
+              <w:right w:w="100" w:type="dxa"/>
+            </w:tcMar>
+            <w:hideMark/>
+          </w:tcPr>
+          <w:p>
+            <w:r>
+              <w:t>2</w:t>
+            </w:r>
+          </w:p>
+        </w:tc>
+      </w:tr>
+    </w:tbl>
+    <w:p>
+      <w:r>
+        <w:rPr>
+          <w:b/>
+          <w:bCs/>
+        </w:rPr>
+        <w:t>Come si legge la matrice:</w:t>
+      </w:r>
+    </w:p>
+    <w:p>
+      <w:r>
+        <w:t xml:space="preserve">• M[0][0] = 5  </w:t>
+      </w:r>
+      <w:r>
+        <w:rPr>
+          <w:i/>
+          <w:iCs/>
+        </w:rPr>
+        <w:t>(prima riga, prima colonna)</w:t>
+      </w:r>
+    </w:p>
+    <w:p>
+      <w:r>
+        <w:t xml:space="preserve">• M[1][2] = 7  </w:t>
+      </w:r>
+      <w:r>
+        <w:rPr>
+          <w:i/>
+          <w:iCs/>
+        </w:rPr>
+        <w:t>(seconda riga, terza colonna)</w:t>
+      </w:r>
+    </w:p>
+    <w:p>
+      <w:r>
+        <w:t xml:space="preserve">• M[2][3] = 2  </w:t>
+      </w:r>
+      <w:r>
+        <w:rPr>
+          <w:i/>
+          <w:iCs/>
+        </w:rPr>
+        <w:t>(terza riga, quarta colonna)</w:t>
+      </w:r>
+    </w:p>
+    <w:p/>
     <w:p>
       <w:r>
         <w:t xml:space="preserve">In C++ si rappresenta con </w:t>
@@ -290,6 +883,7 @@
           <w:b/>
           <w:bCs/>
         </w:rPr>
+        <w:lastRenderedPageBreak/>
         <w:t xml:space="preserve"> COME SI ACCEDE A UN ELEMENTO</w:t>
       </w:r>
     </w:p>
@@ -354,7 +948,6 @@
           <w:b/>
           <w:bCs/>
         </w:rPr>
-        <w:lastRenderedPageBreak/>
         <w:t>COME È</w:t>
       </w:r>
       <w:r>
@@ -524,6 +1117,7 @@
           <w:bCs/>
           <w:noProof/>
         </w:rPr>
+        <w:lastRenderedPageBreak/>
         <w:drawing>
           <wp:inline distT="0" distB="0" distL="0" distR="0" wp14:anchorId="7E1E1EA5" wp14:editId="3CDD6143">
             <wp:extent cx="2497666" cy="1615406"/>
@@ -625,7 +1219,6 @@
           <w:b/>
           <w:bCs/>
         </w:rPr>
-        <w:lastRenderedPageBreak/>
         <w:t xml:space="preserve"> SPIEGAZIONE SEMPLICE</w:t>
       </w:r>
     </w:p>
@@ -824,6 +1417,7 @@
         <w:rPr>
           <w:noProof/>
         </w:rPr>
+        <w:lastRenderedPageBreak/>
         <w:drawing>
           <wp:inline distT="0" distB="0" distL="0" distR="0" wp14:anchorId="7D85FF05" wp14:editId="18956E69">
             <wp:extent cx="2276793" cy="2238687"/>
@@ -889,7 +1483,6 @@
         <w:rPr>
           <w:noProof/>
         </w:rPr>
-        <w:lastRenderedPageBreak/>
         <w:drawing>
           <wp:inline distT="0" distB="0" distL="0" distR="0" wp14:anchorId="66AFF42D" wp14:editId="07374C4D">
             <wp:extent cx="2372056" cy="2000529"/>
@@ -1108,17 +1701,35 @@
         </w:rPr>
         <w:t xml:space="preserve"> matrice</w:t>
       </w:r>
-    </w:p>
-    <w:p>
-      <w:r>
-        <w:rPr>
-          <w:noProof/>
-        </w:rPr>
+      <w:r>
+        <w:rPr>
+          <w:sz w:val="36"/>
+          <w:szCs w:val="36"/>
+        </w:rPr>
+        <w:t xml:space="preserve">: stampa a video </w:t>
+      </w:r>
+      <w:r>
+        <w:rPr>
+          <w:sz w:val="36"/>
+          <w:szCs w:val="36"/>
+        </w:rPr>
+        <w:t xml:space="preserve">i dati di una matrice </w:t>
+      </w:r>
+      <w:r>
+        <w:rPr>
+          <w:sz w:val="36"/>
+          <w:szCs w:val="36"/>
+        </w:rPr>
+        <w:t>dati in input sia il numero di righe e colonne che i singoli elementi della matrice</w:t>
+      </w:r>
+    </w:p>
+    <w:p>
+      <w:r>
         <w:drawing>
-          <wp:inline distT="0" distB="0" distL="0" distR="0" wp14:anchorId="44F4A3BD" wp14:editId="783A5D0D">
-            <wp:extent cx="4839375" cy="7163800"/>
+          <wp:inline distT="0" distB="0" distL="0" distR="0" wp14:anchorId="6C9C50A5" wp14:editId="64691431">
+            <wp:extent cx="6120130" cy="5855335"/>
             <wp:effectExtent l="0" t="0" r="0" b="0"/>
-            <wp:docPr id="667018921" name="Immagine 1"/>
+            <wp:docPr id="83405621" name="Immagine 1"/>
             <wp:cNvGraphicFramePr>
               <a:graphicFrameLocks xmlns:a="http://schemas.openxmlformats.org/drawingml/2006/main" noChangeAspect="1"/>
             </wp:cNvGraphicFramePr>
@@ -1126,7 +1737,7 @@
               <a:graphicData uri="http://schemas.openxmlformats.org/drawingml/2006/picture">
                 <pic:pic xmlns:pic="http://schemas.openxmlformats.org/drawingml/2006/picture">
                   <pic:nvPicPr>
-                    <pic:cNvPr id="667018921" name=""/>
+                    <pic:cNvPr id="83405621" name=""/>
                     <pic:cNvPicPr/>
                   </pic:nvPicPr>
                   <pic:blipFill>
@@ -1138,7 +1749,7 @@
                   <pic:spPr>
                     <a:xfrm>
                       <a:off x="0" y="0"/>
-                      <a:ext cx="4839375" cy="7163800"/>
+                      <a:ext cx="6120130" cy="5855335"/>
                     </a:xfrm>
                     <a:prstGeom prst="rect">
                       <a:avLst/>
@@ -1169,7 +1780,6 @@
           <w:sz w:val="48"/>
           <w:szCs w:val="48"/>
         </w:rPr>
-        <w:lastRenderedPageBreak/>
         <w:t xml:space="preserve">Esercizio </w:t>
       </w:r>
       <w:r>
@@ -1203,6 +1813,7 @@
         </w:numPr>
       </w:pPr>
       <w:r>
+        <w:lastRenderedPageBreak/>
         <w:t>la somma delle componenti della matrice</w:t>
       </w:r>
     </w:p>
@@ -1577,7 +2188,6 @@
         </w:numPr>
       </w:pPr>
       <w:r>
-        <w:lastRenderedPageBreak/>
         <w:t xml:space="preserve">lo aggiungo alla </w:t>
       </w:r>
       <w:r>
@@ -1612,6 +2222,7 @@
         </w:numPr>
       </w:pPr>
       <w:r>
+        <w:lastRenderedPageBreak/>
         <w:t xml:space="preserve">la </w:t>
       </w:r>
       <w:r>
@@ -1923,7 +2534,6 @@
     </w:p>
     <w:p>
       <w:r>
-        <w:lastRenderedPageBreak/>
         <w:t xml:space="preserve">Ogni volta che il ciclo esterno passa alla riga (o colonna) successiva, il ciclo interno </w:t>
       </w:r>
       <w:r>
@@ -1960,6 +2570,7 @@
         </w:numPr>
       </w:pPr>
       <w:r>
+        <w:lastRenderedPageBreak/>
         <w:t>Chiedo dimensioni → costruisco una matrice MxN</w:t>
       </w:r>
     </w:p>
@@ -2031,7 +2642,6 @@
     <w:p/>
     <w:p>
       <w:r>
-        <w:lastRenderedPageBreak/>
         <w:br w:type="page"/>
       </w:r>
     </w:p>
@@ -8340,7 +8950,6 @@
   <w:style w:type="character" w:default="1" w:styleId="Carpredefinitoparagrafo">
     <w:name w:val="Default Paragraph Font"/>
     <w:uiPriority w:val="1"/>
-    <w:semiHidden/>
     <w:unhideWhenUsed/>
   </w:style>
   <w:style w:type="table" w:default="1" w:styleId="Tabellanormale">
